--- a/zht/docx/002.content.docx
+++ b/zht/docx/002.content.docx
@@ -4775,7 +4775,7 @@
         <w:rPr>
           <w:lang w:val="zh_TW" w:bidi="zh_TW"/>
         </w:rPr>
-        <w:t>然而，在這個神學架構之下，整個事件並非只是法老為了除去災害而一再假意悔改，災害解除後又再硬著心，以致招來新的審判。法老和摩西之間也展開了一場典型的古代近東式討價還價特色的交涉。法老違背了讓百姓離去的承諾（</w:t>
+        <w:t>然而，在這個神學架構之下，整個事件並非只是法老為了除去災害而一再假意悔改，災害解除後又再硬著心，以致招來新的審判。法老與摩西也針對允許以色列人離開一事，就相關條件彼此討價還價。法老違背了讓百姓離去的承諾（</w:t>
       </w:r>
       <w:r>
         <w:rPr>
